--- a/9주차/한국어/게임엔진기초_기말프로젝트노트_템플릿.docx
+++ b/9주차/한국어/게임엔진기초_기말프로젝트노트_템플릿.docx
@@ -213,7 +213,7 @@
           <w:sz w:val="18"/>
           <w:szCs w:val="18"/>
         </w:rPr>
-        <w:t xml:space="preserve">중간과 다른 새 게임. 혼자 5주 안에 끝낼 수 있는 크기로.</w:t>
+        <w:t xml:space="preserve">중간과 다른 새 게임. 혼자 6주 안에 끝낼 수 있는 크기로.</w:t>
       </w:r>
     </w:p>
     <w:tbl>
